--- a/docs/Точность и быстродействие.docx
+++ b/docs/Точность и быстродействие.docx
@@ -1,6 +1,6 @@
 
 <file path=word/document.xml><?xml version="1.0" encoding="utf-8"?>
-<w:document xmlns:wpc="http://schemas.microsoft.com/office/word/2010/wordprocessingCanvas" xmlns:cx="http://schemas.microsoft.com/office/drawing/2014/chartex" xmlns:cx1="http://schemas.microsoft.com/office/drawing/2015/9/8/chartex" xmlns:cx2="http://schemas.microsoft.com/office/drawing/2015/10/21/chartex" xmlns:cx3="http://schemas.microsoft.com/office/drawing/2016/5/9/chartex" xmlns:cx4="http://schemas.microsoft.com/office/drawing/2016/5/10/chartex" xmlns:cx5="http://schemas.microsoft.com/office/drawing/2016/5/11/chartex" xmlns:cx6="http://schemas.microsoft.com/office/drawing/2016/5/12/chartex" xmlns:cx7="http://schemas.microsoft.com/office/drawing/2016/5/13/chartex" xmlns:cx8="http://schemas.microsoft.com/office/drawing/2016/5/14/chartex" xmlns:mc="http://schemas.openxmlformats.org/markup-compatibility/2006" xmlns:aink="http://schemas.microsoft.com/office/drawing/2016/ink" xmlns:am3d="http://schemas.microsoft.com/office/drawing/2017/model3d" xmlns:o="urn:schemas-microsoft-com:office:office" xmlns:oel="http://schemas.microsoft.com/office/2019/extlst" xmlns:r="http://schemas.openxmlformats.org/officeDocument/2006/relationships" xmlns:m="http://schemas.openxmlformats.org/officeDocument/2006/math" xmlns:v="urn:schemas-microsoft-com:vml" xmlns:wp14="http://schemas.microsoft.com/office/word/2010/wordprocessingDrawing" xmlns:wp="http://schemas.openxmlformats.org/drawingml/2006/wordprocessingDrawing" xmlns:w10="urn:schemas-microsoft-com:office:word" xmlns:w="http://schemas.openxmlformats.org/wordprocessingml/2006/main" xmlns:w14="http://schemas.microsoft.com/office/word/2010/wordml" xmlns:w15="http://schemas.microsoft.com/office/word/2012/wordml" xmlns:w16cex="http://schemas.microsoft.com/office/word/2018/wordml/cex" xmlns:w16cid="http://schemas.microsoft.com/office/word/2016/wordml/cid" xmlns:w16="http://schemas.microsoft.com/office/word/2018/wordml" xmlns:w16sdtdh="http://schemas.microsoft.com/office/word/2020/wordml/sdtdatahash" xmlns:w16se="http://schemas.microsoft.com/office/word/2015/wordml/symex" xmlns:wpg="http://schemas.microsoft.com/office/word/2010/wordprocessingGroup" xmlns:wpi="http://schemas.microsoft.com/office/word/2010/wordprocessingInk" xmlns:wne="http://schemas.microsoft.com/office/word/2006/wordml" xmlns:wps="http://schemas.microsoft.com/office/word/2010/wordprocessingShape" mc:Ignorable="w14 w15 w16se w16cid w16 w16cex w16sdtdh wp14">
+<w:document xmlns:wpc="http://schemas.microsoft.com/office/word/2010/wordprocessingCanvas" xmlns:cx="http://schemas.microsoft.com/office/drawing/2014/chartex" xmlns:cx1="http://schemas.microsoft.com/office/drawing/2015/9/8/chartex" xmlns:cx2="http://schemas.microsoft.com/office/drawing/2015/10/21/chartex" xmlns:cx3="http://schemas.microsoft.com/office/drawing/2016/5/9/chartex" xmlns:cx4="http://schemas.microsoft.com/office/drawing/2016/5/10/chartex" xmlns:cx5="http://schemas.microsoft.com/office/drawing/2016/5/11/chartex" xmlns:cx6="http://schemas.microsoft.com/office/drawing/2016/5/12/chartex" xmlns:cx7="http://schemas.microsoft.com/office/drawing/2016/5/13/chartex" xmlns:cx8="http://schemas.microsoft.com/office/drawing/2016/5/14/chartex" xmlns:mc="http://schemas.openxmlformats.org/markup-compatibility/2006" xmlns:aink="http://schemas.microsoft.com/office/drawing/2016/ink" xmlns:am3d="http://schemas.microsoft.com/office/drawing/2017/model3d" xmlns:o="urn:schemas-microsoft-com:office:office" xmlns:r="http://schemas.openxmlformats.org/officeDocument/2006/relationships" xmlns:m="http://schemas.openxmlformats.org/officeDocument/2006/math" xmlns:v="urn:schemas-microsoft-com:vml" xmlns:wp14="http://schemas.microsoft.com/office/word/2010/wordprocessingDrawing" xmlns:wp="http://schemas.openxmlformats.org/drawingml/2006/wordprocessingDrawing" xmlns:w10="urn:schemas-microsoft-com:office:word" xmlns:w="http://schemas.openxmlformats.org/wordprocessingml/2006/main" xmlns:w14="http://schemas.microsoft.com/office/word/2010/wordml" xmlns:w15="http://schemas.microsoft.com/office/word/2012/wordml" xmlns:w16cex="http://schemas.microsoft.com/office/word/2018/wordml/cex" xmlns:w16cid="http://schemas.microsoft.com/office/word/2016/wordml/cid" xmlns:w16="http://schemas.microsoft.com/office/word/2018/wordml" xmlns:w16sdtdh="http://schemas.microsoft.com/office/word/2020/wordml/sdtdatahash" xmlns:w16se="http://schemas.microsoft.com/office/word/2015/wordml/symex" xmlns:wpg="http://schemas.microsoft.com/office/word/2010/wordprocessingGroup" xmlns:wpi="http://schemas.microsoft.com/office/word/2010/wordprocessingInk" xmlns:wne="http://schemas.microsoft.com/office/word/2006/wordml" xmlns:wps="http://schemas.microsoft.com/office/word/2010/wordprocessingShape" mc:Ignorable="w14 w15 w16se w16cid w16 w16cex w16sdtdh wp14">
   <w:body>
     <w:p>
       <w:pPr>
@@ -343,21 +343,7 @@
         <w:rPr>
           <w:rFonts w:cs="Times New Roman"/>
         </w:rPr>
-        <w:t xml:space="preserve"> двух установленных на трамвае GNSS-приёмников. Для ошибки </w:t>
-      </w:r>
-      <w:proofErr w:type="gramStart"/>
-      <w:r>
-        <w:rPr>
-          <w:rFonts w:cs="Times New Roman"/>
-        </w:rPr>
-        <w:t>eᵥ,ᵢ</w:t>
-      </w:r>
-      <w:proofErr w:type="gramEnd"/>
-      <w:r>
-        <w:rPr>
-          <w:rFonts w:cs="Times New Roman"/>
-        </w:rPr>
-        <w:t xml:space="preserve"> = v̂ᵢ − </w:t>
+        <w:t xml:space="preserve"> двух установленных на трамвае GNSS-приёмников. Для ошибки eᵥ,ᵢ = v̂ᵢ − </w:t>
       </w:r>
       <w:proofErr w:type="spellStart"/>
       <w:r>
@@ -436,7 +422,6 @@
         </w:rPr>
         <w:t xml:space="preserve"> |</w:t>
       </w:r>
-      <w:proofErr w:type="gramStart"/>
       <w:r>
         <w:rPr>
           <w:rFonts w:ascii="Times New Roman" w:hAnsi="Times New Roman" w:cs="Times New Roman"/>
@@ -462,7 +447,6 @@
         </w:rPr>
         <w:t>ᵢ</w:t>
       </w:r>
-      <w:proofErr w:type="gramEnd"/>
       <w:r>
         <w:rPr>
           <w:rFonts w:ascii="Times New Roman" w:hAnsi="Times New Roman" w:cs="Times New Roman"/>
@@ -535,7 +519,6 @@
         </w:rPr>
         <w:t xml:space="preserve"> </w:t>
       </w:r>
-      <w:proofErr w:type="gramStart"/>
       <w:r>
         <w:rPr>
           <w:rFonts w:ascii="Times New Roman" w:hAnsi="Times New Roman" w:cs="Times New Roman"/>
@@ -561,7 +544,6 @@
         </w:rPr>
         <w:t>ᵢ</w:t>
       </w:r>
-      <w:proofErr w:type="gramEnd"/>
       <w:r>
         <w:rPr>
           <w:rFonts w:ascii="Times New Roman" w:hAnsi="Times New Roman" w:cs="Times New Roman"/>
@@ -634,7 +616,6 @@
         </w:rPr>
         <w:t xml:space="preserve"> </w:t>
       </w:r>
-      <w:proofErr w:type="gramStart"/>
       <w:r>
         <w:rPr>
           <w:rFonts w:ascii="Times New Roman" w:hAnsi="Times New Roman" w:cs="Times New Roman"/>
@@ -660,7 +641,6 @@
         </w:rPr>
         <w:t>ᵢ</w:t>
       </w:r>
-      <w:proofErr w:type="gramEnd"/>
     </w:p>
     <w:p>
       <w:pPr>
@@ -3078,21 +3058,7 @@
         <w:rPr>
           <w:rFonts w:cs="Times New Roman"/>
         </w:rPr>
-        <w:t xml:space="preserve">-файлах значительная координатная ошибка присутствует уже в начале оценки, </w:t>
-      </w:r>
-      <w:proofErr w:type="gramStart"/>
-      <w:r>
-        <w:rPr>
-          <w:rFonts w:cs="Times New Roman"/>
-        </w:rPr>
-        <w:t>до того как</w:t>
-      </w:r>
-      <w:proofErr w:type="gramEnd"/>
-      <w:r>
-        <w:rPr>
-          <w:rFonts w:cs="Times New Roman"/>
-        </w:rPr>
-        <w:t xml:space="preserve"> могла накопиться существенная ошибка интегрирования скорости.</w:t>
+        <w:t>-файлах значительная координатная ошибка присутствует уже в начале оценки, до того как могла накопиться существенная ошибка интегрирования скорости.</w:t>
       </w:r>
       <w:r>
         <w:rPr>
@@ -3155,50 +3121,32 @@
       <w:pPr>
         <w:pStyle w:val="a4"/>
       </w:pPr>
+      <w:r>
+        <w:t xml:space="preserve">ошибку </w:t>
+      </w:r>
       <w:proofErr w:type="spellStart"/>
       <w:r>
-        <w:t>ошибку</w:t>
+        <w:t>map</w:t>
       </w:r>
       <w:proofErr w:type="spellEnd"/>
       <w:r>
-        <w:t xml:space="preserve"> map matching;</w:t>
+        <w:t xml:space="preserve"> </w:t>
+      </w:r>
+      <w:proofErr w:type="spellStart"/>
+      <w:r>
+        <w:t>matching</w:t>
+      </w:r>
+      <w:proofErr w:type="spellEnd"/>
+      <w:r>
+        <w:t>;</w:t>
       </w:r>
     </w:p>
     <w:p>
       <w:pPr>
         <w:pStyle w:val="a4"/>
       </w:pPr>
-      <w:proofErr w:type="spellStart"/>
-      <w:r>
-        <w:t>накопленную</w:t>
-      </w:r>
-      <w:proofErr w:type="spellEnd"/>
-      <w:r>
-        <w:t xml:space="preserve"> </w:t>
-      </w:r>
-      <w:proofErr w:type="spellStart"/>
-      <w:r>
-        <w:t>ошибку</w:t>
-      </w:r>
-      <w:proofErr w:type="spellEnd"/>
-      <w:r>
-        <w:t xml:space="preserve"> </w:t>
-      </w:r>
-      <w:proofErr w:type="spellStart"/>
-      <w:r>
-        <w:t>интегрирования</w:t>
-      </w:r>
-      <w:proofErr w:type="spellEnd"/>
-      <w:r>
-        <w:t xml:space="preserve"> </w:t>
-      </w:r>
-      <w:proofErr w:type="spellStart"/>
-      <w:r>
-        <w:t>скорости</w:t>
-      </w:r>
-      <w:proofErr w:type="spellEnd"/>
-      <w:r>
-        <w:t>.</w:t>
+      <w:r>
+        <w:t>накопленную ошибку интегрирования скорости.</w:t>
       </w:r>
     </w:p>
     <w:p>
@@ -3831,740 +3779,94 @@
         <w:t>Быстродействие</w:t>
       </w:r>
     </w:p>
+    <w:p>
+      <w:r>
+        <w:t xml:space="preserve">Время выполнения основного вычислительного цикла. Дополнительно проведено непосредственное измерение времени выполнения </w:t>
+      </w:r>
+      <w:proofErr w:type="spellStart"/>
+      <w:r>
+        <w:t>SyncCallback</w:t>
+      </w:r>
+      <w:proofErr w:type="spellEnd"/>
+      <w:r>
+        <w:t xml:space="preserve">() с использованием монотонных часов </w:t>
+      </w:r>
+      <w:proofErr w:type="spellStart"/>
+      <w:r>
+        <w:t>std</w:t>
+      </w:r>
+      <w:proofErr w:type="spellEnd"/>
+      <w:r>
+        <w:t>::</w:t>
+      </w:r>
+      <w:proofErr w:type="spellStart"/>
+      <w:r>
+        <w:t>chrono</w:t>
+      </w:r>
+      <w:proofErr w:type="spellEnd"/>
+      <w:r>
+        <w:t>::</w:t>
+      </w:r>
+      <w:proofErr w:type="spellStart"/>
+      <w:r>
+        <w:t>steady_clock</w:t>
+      </w:r>
+      <w:proofErr w:type="spellEnd"/>
+      <w:r>
+        <w:t xml:space="preserve">. По 124 последовательным вызовам среднее время выполнения составило 0,531 </w:t>
+      </w:r>
+      <w:proofErr w:type="spellStart"/>
+      <w:r>
+        <w:t>мс</w:t>
+      </w:r>
+      <w:proofErr w:type="spellEnd"/>
+      <w:r>
+        <w:t xml:space="preserve">, медианное — 0,449 </w:t>
+      </w:r>
+      <w:proofErr w:type="spellStart"/>
+      <w:r>
+        <w:t>мс</w:t>
+      </w:r>
+      <w:proofErr w:type="spellEnd"/>
+      <w:r>
+        <w:t xml:space="preserve">, 95-й перцентиль — 0,940 </w:t>
+      </w:r>
+      <w:proofErr w:type="spellStart"/>
+      <w:r>
+        <w:t>мс</w:t>
+      </w:r>
+      <w:proofErr w:type="spellEnd"/>
+      <w:r>
+        <w:t xml:space="preserve">, максимальное зарегистрированное время — 1,622 </w:t>
+      </w:r>
+      <w:proofErr w:type="spellStart"/>
+      <w:r>
+        <w:t>мс</w:t>
+      </w:r>
+      <w:proofErr w:type="spellEnd"/>
+      <w:r>
+        <w:t xml:space="preserve">. В 95,2 % вызовов время выполнения не превышало 1 </w:t>
+      </w:r>
+      <w:proofErr w:type="spellStart"/>
+      <w:r>
+        <w:t>мс</w:t>
+      </w:r>
+      <w:proofErr w:type="spellEnd"/>
+      <w:r>
+        <w:t xml:space="preserve">. Таким образом, собственное вычислительное время алгоритма имеет значительный запас относительно ограничения 100 </w:t>
+      </w:r>
+      <w:proofErr w:type="spellStart"/>
+      <w:r>
+        <w:t>мс</w:t>
+      </w:r>
+      <w:proofErr w:type="spellEnd"/>
+      <w:r>
+        <w:t xml:space="preserve">. </w:t>
+      </w:r>
+    </w:p>
     <w:p/>
     <w:p>
       <w:pPr>
-        <w:rPr>
-          <w:rFonts w:cs="Times New Roman"/>
-        </w:rPr>
-      </w:pPr>
-      <w:r>
-        <w:rPr>
-          <w:rFonts w:cs="Times New Roman"/>
-        </w:rPr>
-        <w:t>Быстродействие оценивалось внешним диагностическим ROS 2 узлом. Измерялись наблюдаемая задержка между поступлением входных данных и получением результата, а также фактическая частота выходных сообщений.</w:t>
-      </w:r>
-    </w:p>
-    <w:tbl>
-      <w:tblPr>
-        <w:tblStyle w:val="af3"/>
-        <w:tblW w:w="0" w:type="auto"/>
-        <w:jc w:val="center"/>
-        <w:tblLook w:val="04A0" w:firstRow="1" w:lastRow="0" w:firstColumn="1" w:lastColumn="0" w:noHBand="0" w:noVBand="1"/>
-      </w:tblPr>
-      <w:tblGrid>
-        <w:gridCol w:w="2835"/>
-        <w:gridCol w:w="1311"/>
-        <w:gridCol w:w="1531"/>
-        <w:gridCol w:w="1531"/>
-      </w:tblGrid>
-      <w:tr>
-        <w:trPr>
-          <w:jc w:val="center"/>
-        </w:trPr>
-        <w:tc>
-          <w:tcPr>
-            <w:tcW w:w="2835" w:type="dxa"/>
-            <w:shd w:val="clear" w:color="auto" w:fill="D9EAF7"/>
-            <w:vAlign w:val="center"/>
-          </w:tcPr>
-          <w:p>
-            <w:pPr>
-              <w:ind w:firstLine="0"/>
-              <w:jc w:val="center"/>
-              <w:rPr>
-                <w:rFonts w:cs="Times New Roman"/>
-              </w:rPr>
-            </w:pPr>
-            <w:proofErr w:type="spellStart"/>
-            <w:r>
-              <w:rPr>
-                <w:rFonts w:cs="Times New Roman"/>
-                <w:b/>
-              </w:rPr>
-              <w:t>Bag</w:t>
-            </w:r>
-            <w:proofErr w:type="spellEnd"/>
-            <w:r>
-              <w:rPr>
-                <w:rFonts w:cs="Times New Roman"/>
-                <w:b/>
-              </w:rPr>
-              <w:t>-файл</w:t>
-            </w:r>
-          </w:p>
-        </w:tc>
-        <w:tc>
-          <w:tcPr>
-            <w:tcW w:w="1304" w:type="dxa"/>
-            <w:shd w:val="clear" w:color="auto" w:fill="D9EAF7"/>
-            <w:vAlign w:val="center"/>
-          </w:tcPr>
-          <w:p>
-            <w:pPr>
-              <w:ind w:firstLine="0"/>
-              <w:jc w:val="center"/>
-              <w:rPr>
-                <w:rFonts w:cs="Times New Roman"/>
-              </w:rPr>
-            </w:pPr>
-            <w:r>
-              <w:rPr>
-                <w:rFonts w:cs="Times New Roman"/>
-                <w:b/>
-              </w:rPr>
-              <w:t>Частота,</w:t>
-            </w:r>
-            <w:r>
-              <w:rPr>
-                <w:rFonts w:cs="Times New Roman"/>
-                <w:b/>
-              </w:rPr>
-              <w:br/>
-              <w:t>Гц</w:t>
-            </w:r>
-          </w:p>
-        </w:tc>
-        <w:tc>
-          <w:tcPr>
-            <w:tcW w:w="1531" w:type="dxa"/>
-            <w:shd w:val="clear" w:color="auto" w:fill="D9EAF7"/>
-            <w:vAlign w:val="center"/>
-          </w:tcPr>
-          <w:p>
-            <w:pPr>
-              <w:ind w:firstLine="0"/>
-              <w:jc w:val="center"/>
-              <w:rPr>
-                <w:rFonts w:cs="Times New Roman"/>
-              </w:rPr>
-            </w:pPr>
-            <w:proofErr w:type="spellStart"/>
-            <w:r>
-              <w:rPr>
-                <w:rFonts w:cs="Times New Roman"/>
-                <w:b/>
-              </w:rPr>
-              <w:t>Mean</w:t>
-            </w:r>
-            <w:proofErr w:type="spellEnd"/>
-            <w:r>
-              <w:rPr>
-                <w:rFonts w:cs="Times New Roman"/>
-                <w:b/>
-              </w:rPr>
-              <w:t xml:space="preserve"> </w:t>
-            </w:r>
-            <w:proofErr w:type="spellStart"/>
-            <w:r>
-              <w:rPr>
-                <w:rFonts w:cs="Times New Roman"/>
-                <w:b/>
-              </w:rPr>
-              <w:t>delay</w:t>
-            </w:r>
-            <w:proofErr w:type="spellEnd"/>
-            <w:r>
-              <w:rPr>
-                <w:rFonts w:cs="Times New Roman"/>
-                <w:b/>
-              </w:rPr>
-              <w:t>,</w:t>
-            </w:r>
-            <w:r>
-              <w:rPr>
-                <w:rFonts w:cs="Times New Roman"/>
-                <w:b/>
-              </w:rPr>
-              <w:br/>
-              <w:t>мс</w:t>
-            </w:r>
-          </w:p>
-        </w:tc>
-        <w:tc>
-          <w:tcPr>
-            <w:tcW w:w="1531" w:type="dxa"/>
-            <w:shd w:val="clear" w:color="auto" w:fill="D9EAF7"/>
-            <w:vAlign w:val="center"/>
-          </w:tcPr>
-          <w:p>
-            <w:pPr>
-              <w:ind w:firstLine="0"/>
-              <w:jc w:val="center"/>
-              <w:rPr>
-                <w:rFonts w:cs="Times New Roman"/>
-              </w:rPr>
-            </w:pPr>
-            <w:r>
-              <w:rPr>
-                <w:rFonts w:cs="Times New Roman"/>
-                <w:b/>
-              </w:rPr>
-              <w:t xml:space="preserve">Max </w:t>
-            </w:r>
-            <w:proofErr w:type="spellStart"/>
-            <w:r>
-              <w:rPr>
-                <w:rFonts w:cs="Times New Roman"/>
-                <w:b/>
-              </w:rPr>
-              <w:t>delay</w:t>
-            </w:r>
-            <w:proofErr w:type="spellEnd"/>
-            <w:r>
-              <w:rPr>
-                <w:rFonts w:cs="Times New Roman"/>
-                <w:b/>
-              </w:rPr>
-              <w:t>,</w:t>
-            </w:r>
-            <w:r>
-              <w:rPr>
-                <w:rFonts w:cs="Times New Roman"/>
-                <w:b/>
-              </w:rPr>
-              <w:br/>
-              <w:t>мс</w:t>
-            </w:r>
-          </w:p>
-        </w:tc>
-      </w:tr>
-      <w:tr>
-        <w:trPr>
-          <w:jc w:val="center"/>
-        </w:trPr>
-        <w:tc>
-          <w:tcPr>
-            <w:tcW w:w="2835" w:type="dxa"/>
-            <w:vAlign w:val="center"/>
-          </w:tcPr>
-          <w:p>
-            <w:pPr>
-              <w:ind w:firstLine="0"/>
-              <w:jc w:val="center"/>
-              <w:rPr>
-                <w:rFonts w:cs="Times New Roman"/>
-              </w:rPr>
-            </w:pPr>
-            <w:r>
-              <w:rPr>
-                <w:rFonts w:cs="Times New Roman"/>
-              </w:rPr>
-              <w:t>30639_d601d28f_0</w:t>
-            </w:r>
-          </w:p>
-        </w:tc>
-        <w:tc>
-          <w:tcPr>
-            <w:tcW w:w="1304" w:type="dxa"/>
-            <w:vAlign w:val="center"/>
-          </w:tcPr>
-          <w:p>
-            <w:pPr>
-              <w:ind w:firstLine="0"/>
-              <w:jc w:val="center"/>
-              <w:rPr>
-                <w:rFonts w:cs="Times New Roman"/>
-              </w:rPr>
-            </w:pPr>
-            <w:r>
-              <w:rPr>
-                <w:rFonts w:cs="Times New Roman"/>
-              </w:rPr>
-              <w:t>9.865</w:t>
-            </w:r>
-          </w:p>
-        </w:tc>
-        <w:tc>
-          <w:tcPr>
-            <w:tcW w:w="1531" w:type="dxa"/>
-            <w:vAlign w:val="center"/>
-          </w:tcPr>
-          <w:p>
-            <w:pPr>
-              <w:ind w:firstLine="0"/>
-              <w:jc w:val="center"/>
-              <w:rPr>
-                <w:rFonts w:cs="Times New Roman"/>
-              </w:rPr>
-            </w:pPr>
-            <w:r>
-              <w:rPr>
-                <w:rFonts w:cs="Times New Roman"/>
-              </w:rPr>
-              <w:t>4.657</w:t>
-            </w:r>
-          </w:p>
-        </w:tc>
-        <w:tc>
-          <w:tcPr>
-            <w:tcW w:w="1531" w:type="dxa"/>
-            <w:vAlign w:val="center"/>
-          </w:tcPr>
-          <w:p>
-            <w:pPr>
-              <w:ind w:firstLine="0"/>
-              <w:jc w:val="center"/>
-              <w:rPr>
-                <w:rFonts w:cs="Times New Roman"/>
-              </w:rPr>
-            </w:pPr>
-            <w:r>
-              <w:rPr>
-                <w:rFonts w:cs="Times New Roman"/>
-              </w:rPr>
-              <w:t>35.846</w:t>
-            </w:r>
-          </w:p>
-        </w:tc>
-      </w:tr>
-      <w:tr>
-        <w:trPr>
-          <w:jc w:val="center"/>
-        </w:trPr>
-        <w:tc>
-          <w:tcPr>
-            <w:tcW w:w="2835" w:type="dxa"/>
-            <w:vAlign w:val="center"/>
-          </w:tcPr>
-          <w:p>
-            <w:pPr>
-              <w:ind w:firstLine="0"/>
-              <w:jc w:val="center"/>
-              <w:rPr>
-                <w:rFonts w:cs="Times New Roman"/>
-              </w:rPr>
-            </w:pPr>
-            <w:r>
-              <w:rPr>
-                <w:rFonts w:cs="Times New Roman"/>
-              </w:rPr>
-              <w:t>30618_01f73500_0</w:t>
-            </w:r>
-          </w:p>
-        </w:tc>
-        <w:tc>
-          <w:tcPr>
-            <w:tcW w:w="1304" w:type="dxa"/>
-            <w:vAlign w:val="center"/>
-          </w:tcPr>
-          <w:p>
-            <w:pPr>
-              <w:ind w:firstLine="0"/>
-              <w:jc w:val="center"/>
-              <w:rPr>
-                <w:rFonts w:cs="Times New Roman"/>
-              </w:rPr>
-            </w:pPr>
-            <w:r>
-              <w:rPr>
-                <w:rFonts w:cs="Times New Roman"/>
-              </w:rPr>
-              <w:t>9.834</w:t>
-            </w:r>
-          </w:p>
-        </w:tc>
-        <w:tc>
-          <w:tcPr>
-            <w:tcW w:w="1531" w:type="dxa"/>
-            <w:vAlign w:val="center"/>
-          </w:tcPr>
-          <w:p>
-            <w:pPr>
-              <w:ind w:firstLine="0"/>
-              <w:jc w:val="center"/>
-              <w:rPr>
-                <w:rFonts w:cs="Times New Roman"/>
-              </w:rPr>
-            </w:pPr>
-            <w:r>
-              <w:rPr>
-                <w:rFonts w:cs="Times New Roman"/>
-              </w:rPr>
-              <w:t>4.794</w:t>
-            </w:r>
-          </w:p>
-        </w:tc>
-        <w:tc>
-          <w:tcPr>
-            <w:tcW w:w="1531" w:type="dxa"/>
-            <w:vAlign w:val="center"/>
-          </w:tcPr>
-          <w:p>
-            <w:pPr>
-              <w:ind w:firstLine="0"/>
-              <w:jc w:val="center"/>
-              <w:rPr>
-                <w:rFonts w:cs="Times New Roman"/>
-              </w:rPr>
-            </w:pPr>
-            <w:r>
-              <w:rPr>
-                <w:rFonts w:cs="Times New Roman"/>
-              </w:rPr>
-              <w:t>157.114</w:t>
-            </w:r>
-          </w:p>
-        </w:tc>
-      </w:tr>
-      <w:tr>
-        <w:trPr>
-          <w:jc w:val="center"/>
-        </w:trPr>
-        <w:tc>
-          <w:tcPr>
-            <w:tcW w:w="2835" w:type="dxa"/>
-            <w:vAlign w:val="center"/>
-          </w:tcPr>
-          <w:p>
-            <w:pPr>
-              <w:ind w:firstLine="0"/>
-              <w:jc w:val="center"/>
-              <w:rPr>
-                <w:rFonts w:cs="Times New Roman"/>
-              </w:rPr>
-            </w:pPr>
-            <w:r>
-              <w:rPr>
-                <w:rFonts w:cs="Times New Roman"/>
-              </w:rPr>
-              <w:lastRenderedPageBreak/>
-              <w:t>30618_4d487b0d_0</w:t>
-            </w:r>
-          </w:p>
-        </w:tc>
-        <w:tc>
-          <w:tcPr>
-            <w:tcW w:w="1304" w:type="dxa"/>
-            <w:vAlign w:val="center"/>
-          </w:tcPr>
-          <w:p>
-            <w:pPr>
-              <w:ind w:firstLine="0"/>
-              <w:jc w:val="center"/>
-              <w:rPr>
-                <w:rFonts w:cs="Times New Roman"/>
-              </w:rPr>
-            </w:pPr>
-            <w:r>
-              <w:rPr>
-                <w:rFonts w:cs="Times New Roman"/>
-              </w:rPr>
-              <w:t>9.788</w:t>
-            </w:r>
-          </w:p>
-        </w:tc>
-        <w:tc>
-          <w:tcPr>
-            <w:tcW w:w="1531" w:type="dxa"/>
-            <w:vAlign w:val="center"/>
-          </w:tcPr>
-          <w:p>
-            <w:pPr>
-              <w:ind w:firstLine="0"/>
-              <w:jc w:val="center"/>
-              <w:rPr>
-                <w:rFonts w:cs="Times New Roman"/>
-              </w:rPr>
-            </w:pPr>
-            <w:r>
-              <w:rPr>
-                <w:rFonts w:cs="Times New Roman"/>
-              </w:rPr>
-              <w:t>5.942</w:t>
-            </w:r>
-          </w:p>
-        </w:tc>
-        <w:tc>
-          <w:tcPr>
-            <w:tcW w:w="1531" w:type="dxa"/>
-            <w:vAlign w:val="center"/>
-          </w:tcPr>
-          <w:p>
-            <w:pPr>
-              <w:ind w:firstLine="0"/>
-              <w:jc w:val="center"/>
-              <w:rPr>
-                <w:rFonts w:cs="Times New Roman"/>
-              </w:rPr>
-            </w:pPr>
-            <w:r>
-              <w:rPr>
-                <w:rFonts w:cs="Times New Roman"/>
-              </w:rPr>
-              <w:t>104.898</w:t>
-            </w:r>
-          </w:p>
-        </w:tc>
-      </w:tr>
-      <w:tr>
-        <w:trPr>
-          <w:jc w:val="center"/>
-        </w:trPr>
-        <w:tc>
-          <w:tcPr>
-            <w:tcW w:w="2835" w:type="dxa"/>
-            <w:vAlign w:val="center"/>
-          </w:tcPr>
-          <w:p>
-            <w:pPr>
-              <w:ind w:firstLine="0"/>
-              <w:jc w:val="center"/>
-              <w:rPr>
-                <w:rFonts w:cs="Times New Roman"/>
-              </w:rPr>
-            </w:pPr>
-            <w:r>
-              <w:rPr>
-                <w:rFonts w:cs="Times New Roman"/>
-              </w:rPr>
-              <w:t>30618_b15eafc3_0</w:t>
-            </w:r>
-          </w:p>
-        </w:tc>
-        <w:tc>
-          <w:tcPr>
-            <w:tcW w:w="1304" w:type="dxa"/>
-            <w:vAlign w:val="center"/>
-          </w:tcPr>
-          <w:p>
-            <w:pPr>
-              <w:ind w:firstLine="0"/>
-              <w:jc w:val="center"/>
-              <w:rPr>
-                <w:rFonts w:cs="Times New Roman"/>
-              </w:rPr>
-            </w:pPr>
-            <w:r>
-              <w:rPr>
-                <w:rFonts w:cs="Times New Roman"/>
-              </w:rPr>
-              <w:t>9.089</w:t>
-            </w:r>
-          </w:p>
-        </w:tc>
-        <w:tc>
-          <w:tcPr>
-            <w:tcW w:w="1531" w:type="dxa"/>
-            <w:vAlign w:val="center"/>
-          </w:tcPr>
-          <w:p>
-            <w:pPr>
-              <w:ind w:firstLine="0"/>
-              <w:jc w:val="center"/>
-              <w:rPr>
-                <w:rFonts w:cs="Times New Roman"/>
-              </w:rPr>
-            </w:pPr>
-            <w:r>
-              <w:rPr>
-                <w:rFonts w:cs="Times New Roman"/>
-              </w:rPr>
-              <w:t>15.456</w:t>
-            </w:r>
-          </w:p>
-        </w:tc>
-        <w:tc>
-          <w:tcPr>
-            <w:tcW w:w="1531" w:type="dxa"/>
-            <w:vAlign w:val="center"/>
-          </w:tcPr>
-          <w:p>
-            <w:pPr>
-              <w:ind w:firstLine="0"/>
-              <w:jc w:val="center"/>
-              <w:rPr>
-                <w:rFonts w:cs="Times New Roman"/>
-              </w:rPr>
-            </w:pPr>
-            <w:r>
-              <w:rPr>
-                <w:rFonts w:cs="Times New Roman"/>
-              </w:rPr>
-              <w:t>71.458</w:t>
-            </w:r>
-          </w:p>
-        </w:tc>
-      </w:tr>
-      <w:tr>
-        <w:trPr>
-          <w:jc w:val="center"/>
-        </w:trPr>
-        <w:tc>
-          <w:tcPr>
-            <w:tcW w:w="2835" w:type="dxa"/>
-            <w:vAlign w:val="center"/>
-          </w:tcPr>
-          <w:p>
-            <w:pPr>
-              <w:ind w:firstLine="0"/>
-              <w:jc w:val="center"/>
-              <w:rPr>
-                <w:rFonts w:cs="Times New Roman"/>
-              </w:rPr>
-            </w:pPr>
-            <w:r>
-              <w:rPr>
-                <w:rFonts w:cs="Times New Roman"/>
-              </w:rPr>
-              <w:t>30639_3b3d9eb8_0</w:t>
-            </w:r>
-          </w:p>
-        </w:tc>
-        <w:tc>
-          <w:tcPr>
-            <w:tcW w:w="1304" w:type="dxa"/>
-            <w:vAlign w:val="center"/>
-          </w:tcPr>
-          <w:p>
-            <w:pPr>
-              <w:ind w:firstLine="0"/>
-              <w:jc w:val="center"/>
-              <w:rPr>
-                <w:rFonts w:cs="Times New Roman"/>
-              </w:rPr>
-            </w:pPr>
-            <w:r>
-              <w:rPr>
-                <w:rFonts w:cs="Times New Roman"/>
-              </w:rPr>
-              <w:t>8.444</w:t>
-            </w:r>
-          </w:p>
-        </w:tc>
-        <w:tc>
-          <w:tcPr>
-            <w:tcW w:w="1531" w:type="dxa"/>
-            <w:vAlign w:val="center"/>
-          </w:tcPr>
-          <w:p>
-            <w:pPr>
-              <w:ind w:firstLine="0"/>
-              <w:jc w:val="center"/>
-              <w:rPr>
-                <w:rFonts w:cs="Times New Roman"/>
-              </w:rPr>
-            </w:pPr>
-            <w:r>
-              <w:rPr>
-                <w:rFonts w:cs="Times New Roman"/>
-              </w:rPr>
-              <w:t>11.046</w:t>
-            </w:r>
-          </w:p>
-        </w:tc>
-        <w:tc>
-          <w:tcPr>
-            <w:tcW w:w="1531" w:type="dxa"/>
-            <w:vAlign w:val="center"/>
-          </w:tcPr>
-          <w:p>
-            <w:pPr>
-              <w:ind w:firstLine="0"/>
-              <w:jc w:val="center"/>
-              <w:rPr>
-                <w:rFonts w:cs="Times New Roman"/>
-              </w:rPr>
-            </w:pPr>
-            <w:r>
-              <w:rPr>
-                <w:rFonts w:cs="Times New Roman"/>
-              </w:rPr>
-              <w:t>70.372</w:t>
-            </w:r>
-          </w:p>
-        </w:tc>
-      </w:tr>
-    </w:tbl>
-    <w:p>
-      <w:pPr>
-        <w:rPr>
-          <w:rFonts w:cs="Times New Roman"/>
-        </w:rPr>
-      </w:pPr>
-    </w:p>
-    <w:p>
-      <w:pPr>
-        <w:rPr>
-          <w:rFonts w:cs="Times New Roman"/>
-        </w:rPr>
-      </w:pPr>
-      <w:r>
-        <w:rPr>
-          <w:rFonts w:cs="Times New Roman"/>
-        </w:rPr>
-        <w:t>Средняя наблюдаемая задержка на различных прогонах находилась в диапазоне 4.7–15.5 мс. На трёх из пяти прогонов максимальная наблюдаемая задержка оставалась ниже 100 мс. На двух прогонах были зарегистрированы единичные максимальные значения 104.9 мс и 157.1 мс.</w:t>
-      </w:r>
-    </w:p>
-    <w:p>
-      <w:pPr>
-        <w:rPr>
-          <w:rFonts w:cs="Times New Roman"/>
-        </w:rPr>
-      </w:pPr>
-      <w:r>
-        <w:rPr>
-          <w:rFonts w:cs="Times New Roman"/>
-        </w:rPr>
-        <w:t xml:space="preserve">Данная величина измеряется внешним ROS 2 узлом и включает не только время выполнения алгоритма, но также задержки планировщика ОС, ROS 2 </w:t>
-      </w:r>
-      <w:proofErr w:type="spellStart"/>
-      <w:r>
-        <w:rPr>
-          <w:rFonts w:cs="Times New Roman"/>
-        </w:rPr>
-        <w:t>executor</w:t>
-      </w:r>
-      <w:proofErr w:type="spellEnd"/>
-      <w:r>
-        <w:rPr>
-          <w:rFonts w:cs="Times New Roman"/>
-        </w:rPr>
-        <w:t xml:space="preserve"> и DDS. Поэтому она характеризует наблюдаемую </w:t>
-      </w:r>
-      <w:proofErr w:type="spellStart"/>
-      <w:r>
-        <w:rPr>
-          <w:rFonts w:cs="Times New Roman"/>
-        </w:rPr>
-        <w:t>end-to-end</w:t>
-      </w:r>
-      <w:proofErr w:type="spellEnd"/>
-      <w:r>
-        <w:rPr>
-          <w:rFonts w:cs="Times New Roman"/>
-        </w:rPr>
-        <w:t xml:space="preserve"> задержку, а не чистое вычислительное время алгоритма.</w:t>
-      </w:r>
-    </w:p>
-    <w:p>
-      <w:pPr>
-        <w:rPr>
-          <w:rFonts w:cs="Times New Roman"/>
-        </w:rPr>
-      </w:pPr>
-      <w:r>
-        <w:rPr>
-          <w:rFonts w:cs="Times New Roman"/>
-        </w:rPr>
-        <w:t>Фактическая измеренная частота выходных сообщений составила 8.44–9.87 Гц. Она определяется в том числе частотой поступления и синхронизацией входных сообщений. В текущей реализации на исследованных прогонах требование ≥10 Гц формально не достигнуто и является одним из направлений дальнейшей оптимизации.</w:t>
-      </w:r>
-      <w:r>
-        <w:rPr>
-          <w:rFonts w:cs="Times New Roman"/>
-        </w:rPr>
-        <w:t xml:space="preserve"> Подчеркнем еще раз то, что алгоритм может работать быстрее.</w:t>
-      </w:r>
-    </w:p>
-    <w:p>
-      <w:pPr>
-        <w:rPr>
-          <w:rFonts w:cs="Times New Roman"/>
-        </w:rPr>
-      </w:pPr>
-    </w:p>
-    <w:p>
-      <w:pPr>
         <w:pStyle w:val="20"/>
         <w:rPr>
           <w:rFonts w:cs="Times New Roman"/>
@@ -4576,6 +3878,7 @@
           <w:rFonts w:cs="Times New Roman"/>
           <w:szCs w:val="28"/>
         </w:rPr>
+        <w:lastRenderedPageBreak/>
         <w:t>Использование вычислительных ресурсов</w:t>
       </w:r>
     </w:p>
@@ -4627,7 +3930,7 @@
 </file>
 
 <file path=word/endnotes.xml><?xml version="1.0" encoding="utf-8"?>
-<w:endnotes xmlns:wpc="http://schemas.microsoft.com/office/word/2010/wordprocessingCanvas" xmlns:cx="http://schemas.microsoft.com/office/drawing/2014/chartex" xmlns:cx1="http://schemas.microsoft.com/office/drawing/2015/9/8/chartex" xmlns:cx2="http://schemas.microsoft.com/office/drawing/2015/10/21/chartex" xmlns:cx3="http://schemas.microsoft.com/office/drawing/2016/5/9/chartex" xmlns:cx4="http://schemas.microsoft.com/office/drawing/2016/5/10/chartex" xmlns:cx5="http://schemas.microsoft.com/office/drawing/2016/5/11/chartex" xmlns:cx6="http://schemas.microsoft.com/office/drawing/2016/5/12/chartex" xmlns:cx7="http://schemas.microsoft.com/office/drawing/2016/5/13/chartex" xmlns:cx8="http://schemas.microsoft.com/office/drawing/2016/5/14/chartex" xmlns:mc="http://schemas.openxmlformats.org/markup-compatibility/2006" xmlns:aink="http://schemas.microsoft.com/office/drawing/2016/ink" xmlns:am3d="http://schemas.microsoft.com/office/drawing/2017/model3d" xmlns:o="urn:schemas-microsoft-com:office:office" xmlns:oel="http://schemas.microsoft.com/office/2019/extlst" xmlns:r="http://schemas.openxmlformats.org/officeDocument/2006/relationships" xmlns:m="http://schemas.openxmlformats.org/officeDocument/2006/math" xmlns:v="urn:schemas-microsoft-com:vml" xmlns:wp14="http://schemas.microsoft.com/office/word/2010/wordprocessingDrawing" xmlns:wp="http://schemas.openxmlformats.org/drawingml/2006/wordprocessingDrawing" xmlns:w10="urn:schemas-microsoft-com:office:word" xmlns:w="http://schemas.openxmlformats.org/wordprocessingml/2006/main" xmlns:w14="http://schemas.microsoft.com/office/word/2010/wordml" xmlns:w15="http://schemas.microsoft.com/office/word/2012/wordml" xmlns:w16cex="http://schemas.microsoft.com/office/word/2018/wordml/cex" xmlns:w16cid="http://schemas.microsoft.com/office/word/2016/wordml/cid" xmlns:w16="http://schemas.microsoft.com/office/word/2018/wordml" xmlns:w16sdtdh="http://schemas.microsoft.com/office/word/2020/wordml/sdtdatahash" xmlns:w16se="http://schemas.microsoft.com/office/word/2015/wordml/symex" xmlns:wpg="http://schemas.microsoft.com/office/word/2010/wordprocessingGroup" xmlns:wpi="http://schemas.microsoft.com/office/word/2010/wordprocessingInk" xmlns:wne="http://schemas.microsoft.com/office/word/2006/wordml" xmlns:wps="http://schemas.microsoft.com/office/word/2010/wordprocessingShape" mc:Ignorable="w14 w15 w16se w16cid w16 w16cex w16sdtdh wp14">
+<w:endnotes xmlns:wpc="http://schemas.microsoft.com/office/word/2010/wordprocessingCanvas" xmlns:cx="http://schemas.microsoft.com/office/drawing/2014/chartex" xmlns:cx1="http://schemas.microsoft.com/office/drawing/2015/9/8/chartex" xmlns:cx2="http://schemas.microsoft.com/office/drawing/2015/10/21/chartex" xmlns:cx3="http://schemas.microsoft.com/office/drawing/2016/5/9/chartex" xmlns:cx4="http://schemas.microsoft.com/office/drawing/2016/5/10/chartex" xmlns:cx5="http://schemas.microsoft.com/office/drawing/2016/5/11/chartex" xmlns:cx6="http://schemas.microsoft.com/office/drawing/2016/5/12/chartex" xmlns:cx7="http://schemas.microsoft.com/office/drawing/2016/5/13/chartex" xmlns:cx8="http://schemas.microsoft.com/office/drawing/2016/5/14/chartex" xmlns:mc="http://schemas.openxmlformats.org/markup-compatibility/2006" xmlns:aink="http://schemas.microsoft.com/office/drawing/2016/ink" xmlns:am3d="http://schemas.microsoft.com/office/drawing/2017/model3d" xmlns:o="urn:schemas-microsoft-com:office:office" xmlns:r="http://schemas.openxmlformats.org/officeDocument/2006/relationships" xmlns:m="http://schemas.openxmlformats.org/officeDocument/2006/math" xmlns:v="urn:schemas-microsoft-com:vml" xmlns:wp14="http://schemas.microsoft.com/office/word/2010/wordprocessingDrawing" xmlns:wp="http://schemas.openxmlformats.org/drawingml/2006/wordprocessingDrawing" xmlns:w10="urn:schemas-microsoft-com:office:word" xmlns:w="http://schemas.openxmlformats.org/wordprocessingml/2006/main" xmlns:w14="http://schemas.microsoft.com/office/word/2010/wordml" xmlns:w15="http://schemas.microsoft.com/office/word/2012/wordml" xmlns:w16cex="http://schemas.microsoft.com/office/word/2018/wordml/cex" xmlns:w16cid="http://schemas.microsoft.com/office/word/2016/wordml/cid" xmlns:w16="http://schemas.microsoft.com/office/word/2018/wordml" xmlns:w16sdtdh="http://schemas.microsoft.com/office/word/2020/wordml/sdtdatahash" xmlns:w16se="http://schemas.microsoft.com/office/word/2015/wordml/symex" xmlns:wpg="http://schemas.microsoft.com/office/word/2010/wordprocessingGroup" xmlns:wpi="http://schemas.microsoft.com/office/word/2010/wordprocessingInk" xmlns:wne="http://schemas.microsoft.com/office/word/2006/wordml" xmlns:wps="http://schemas.microsoft.com/office/word/2010/wordprocessingShape" mc:Ignorable="w14 w15 w16se w16cid w16 w16cex w16sdtdh wp14">
   <w:endnote w:type="separator" w:id="-1">
     <w:p>
       <w:r>
@@ -4650,7 +3953,7 @@
 </file>
 
 <file path=word/footer1.xml><?xml version="1.0" encoding="utf-8"?>
-<w:ftr xmlns:wpc="http://schemas.microsoft.com/office/word/2010/wordprocessingCanvas" xmlns:cx="http://schemas.microsoft.com/office/drawing/2014/chartex" xmlns:cx1="http://schemas.microsoft.com/office/drawing/2015/9/8/chartex" xmlns:cx2="http://schemas.microsoft.com/office/drawing/2015/10/21/chartex" xmlns:cx3="http://schemas.microsoft.com/office/drawing/2016/5/9/chartex" xmlns:cx4="http://schemas.microsoft.com/office/drawing/2016/5/10/chartex" xmlns:cx5="http://schemas.microsoft.com/office/drawing/2016/5/11/chartex" xmlns:cx6="http://schemas.microsoft.com/office/drawing/2016/5/12/chartex" xmlns:cx7="http://schemas.microsoft.com/office/drawing/2016/5/13/chartex" xmlns:cx8="http://schemas.microsoft.com/office/drawing/2016/5/14/chartex" xmlns:mc="http://schemas.openxmlformats.org/markup-compatibility/2006" xmlns:aink="http://schemas.microsoft.com/office/drawing/2016/ink" xmlns:am3d="http://schemas.microsoft.com/office/drawing/2017/model3d" xmlns:o="urn:schemas-microsoft-com:office:office" xmlns:oel="http://schemas.microsoft.com/office/2019/extlst" xmlns:r="http://schemas.openxmlformats.org/officeDocument/2006/relationships" xmlns:m="http://schemas.openxmlformats.org/officeDocument/2006/math" xmlns:v="urn:schemas-microsoft-com:vml" xmlns:wp14="http://schemas.microsoft.com/office/word/2010/wordprocessingDrawing" xmlns:wp="http://schemas.openxmlformats.org/drawingml/2006/wordprocessingDrawing" xmlns:w10="urn:schemas-microsoft-com:office:word" xmlns:w="http://schemas.openxmlformats.org/wordprocessingml/2006/main" xmlns:w14="http://schemas.microsoft.com/office/word/2010/wordml" xmlns:w15="http://schemas.microsoft.com/office/word/2012/wordml" xmlns:w16cex="http://schemas.microsoft.com/office/word/2018/wordml/cex" xmlns:w16cid="http://schemas.microsoft.com/office/word/2016/wordml/cid" xmlns:w16="http://schemas.microsoft.com/office/word/2018/wordml" xmlns:w16sdtdh="http://schemas.microsoft.com/office/word/2020/wordml/sdtdatahash" xmlns:w16se="http://schemas.microsoft.com/office/word/2015/wordml/symex" xmlns:wpg="http://schemas.microsoft.com/office/word/2010/wordprocessingGroup" xmlns:wpi="http://schemas.microsoft.com/office/word/2010/wordprocessingInk" xmlns:wne="http://schemas.microsoft.com/office/word/2006/wordml" xmlns:wps="http://schemas.microsoft.com/office/word/2010/wordprocessingShape" mc:Ignorable="w14 w15 w16se w16cid w16 w16cex w16sdtdh wp14">
+<w:ftr xmlns:wpc="http://schemas.microsoft.com/office/word/2010/wordprocessingCanvas" xmlns:cx="http://schemas.microsoft.com/office/drawing/2014/chartex" xmlns:cx1="http://schemas.microsoft.com/office/drawing/2015/9/8/chartex" xmlns:cx2="http://schemas.microsoft.com/office/drawing/2015/10/21/chartex" xmlns:cx3="http://schemas.microsoft.com/office/drawing/2016/5/9/chartex" xmlns:cx4="http://schemas.microsoft.com/office/drawing/2016/5/10/chartex" xmlns:cx5="http://schemas.microsoft.com/office/drawing/2016/5/11/chartex" xmlns:cx6="http://schemas.microsoft.com/office/drawing/2016/5/12/chartex" xmlns:cx7="http://schemas.microsoft.com/office/drawing/2016/5/13/chartex" xmlns:cx8="http://schemas.microsoft.com/office/drawing/2016/5/14/chartex" xmlns:mc="http://schemas.openxmlformats.org/markup-compatibility/2006" xmlns:aink="http://schemas.microsoft.com/office/drawing/2016/ink" xmlns:am3d="http://schemas.microsoft.com/office/drawing/2017/model3d" xmlns:o="urn:schemas-microsoft-com:office:office" xmlns:r="http://schemas.openxmlformats.org/officeDocument/2006/relationships" xmlns:m="http://schemas.openxmlformats.org/officeDocument/2006/math" xmlns:v="urn:schemas-microsoft-com:vml" xmlns:wp14="http://schemas.microsoft.com/office/word/2010/wordprocessingDrawing" xmlns:wp="http://schemas.openxmlformats.org/drawingml/2006/wordprocessingDrawing" xmlns:w10="urn:schemas-microsoft-com:office:word" xmlns:w="http://schemas.openxmlformats.org/wordprocessingml/2006/main" xmlns:w14="http://schemas.microsoft.com/office/word/2010/wordml" xmlns:w15="http://schemas.microsoft.com/office/word/2012/wordml" xmlns:w16cex="http://schemas.microsoft.com/office/word/2018/wordml/cex" xmlns:w16cid="http://schemas.microsoft.com/office/word/2016/wordml/cid" xmlns:w16="http://schemas.microsoft.com/office/word/2018/wordml" xmlns:w16sdtdh="http://schemas.microsoft.com/office/word/2020/wordml/sdtdatahash" xmlns:w16se="http://schemas.microsoft.com/office/word/2015/wordml/symex" xmlns:wpg="http://schemas.microsoft.com/office/word/2010/wordprocessingGroup" xmlns:wpi="http://schemas.microsoft.com/office/word/2010/wordprocessingInk" xmlns:wne="http://schemas.microsoft.com/office/word/2006/wordml" xmlns:wps="http://schemas.microsoft.com/office/word/2010/wordprocessingShape" mc:Ignorable="w14 w15 w16se w16cid w16 w16cex w16sdtdh wp14">
   <w:sdt>
     <w:sdtPr>
       <w:id w:val="-1005973809"/>
@@ -4659,6 +3962,7 @@
         <w:docPartUnique/>
       </w:docPartObj>
     </w:sdtPr>
+    <w:sdtEndPr/>
     <w:sdtContent>
       <w:p>
         <w:pPr>
@@ -4690,7 +3994,7 @@
 </file>
 
 <file path=word/footnotes.xml><?xml version="1.0" encoding="utf-8"?>
-<w:footnotes xmlns:wpc="http://schemas.microsoft.com/office/word/2010/wordprocessingCanvas" xmlns:cx="http://schemas.microsoft.com/office/drawing/2014/chartex" xmlns:cx1="http://schemas.microsoft.com/office/drawing/2015/9/8/chartex" xmlns:cx2="http://schemas.microsoft.com/office/drawing/2015/10/21/chartex" xmlns:cx3="http://schemas.microsoft.com/office/drawing/2016/5/9/chartex" xmlns:cx4="http://schemas.microsoft.com/office/drawing/2016/5/10/chartex" xmlns:cx5="http://schemas.microsoft.com/office/drawing/2016/5/11/chartex" xmlns:cx6="http://schemas.microsoft.com/office/drawing/2016/5/12/chartex" xmlns:cx7="http://schemas.microsoft.com/office/drawing/2016/5/13/chartex" xmlns:cx8="http://schemas.microsoft.com/office/drawing/2016/5/14/chartex" xmlns:mc="http://schemas.openxmlformats.org/markup-compatibility/2006" xmlns:aink="http://schemas.microsoft.com/office/drawing/2016/ink" xmlns:am3d="http://schemas.microsoft.com/office/drawing/2017/model3d" xmlns:o="urn:schemas-microsoft-com:office:office" xmlns:oel="http://schemas.microsoft.com/office/2019/extlst" xmlns:r="http://schemas.openxmlformats.org/officeDocument/2006/relationships" xmlns:m="http://schemas.openxmlformats.org/officeDocument/2006/math" xmlns:v="urn:schemas-microsoft-com:vml" xmlns:wp14="http://schemas.microsoft.com/office/word/2010/wordprocessingDrawing" xmlns:wp="http://schemas.openxmlformats.org/drawingml/2006/wordprocessingDrawing" xmlns:w10="urn:schemas-microsoft-com:office:word" xmlns:w="http://schemas.openxmlformats.org/wordprocessingml/2006/main" xmlns:w14="http://schemas.microsoft.com/office/word/2010/wordml" xmlns:w15="http://schemas.microsoft.com/office/word/2012/wordml" xmlns:w16cex="http://schemas.microsoft.com/office/word/2018/wordml/cex" xmlns:w16cid="http://schemas.microsoft.com/office/word/2016/wordml/cid" xmlns:w16="http://schemas.microsoft.com/office/word/2018/wordml" xmlns:w16sdtdh="http://schemas.microsoft.com/office/word/2020/wordml/sdtdatahash" xmlns:w16se="http://schemas.microsoft.com/office/word/2015/wordml/symex" xmlns:wpg="http://schemas.microsoft.com/office/word/2010/wordprocessingGroup" xmlns:wpi="http://schemas.microsoft.com/office/word/2010/wordprocessingInk" xmlns:wne="http://schemas.microsoft.com/office/word/2006/wordml" xmlns:wps="http://schemas.microsoft.com/office/word/2010/wordprocessingShape" mc:Ignorable="w14 w15 w16se w16cid w16 w16cex w16sdtdh wp14">
+<w:footnotes xmlns:wpc="http://schemas.microsoft.com/office/word/2010/wordprocessingCanvas" xmlns:cx="http://schemas.microsoft.com/office/drawing/2014/chartex" xmlns:cx1="http://schemas.microsoft.com/office/drawing/2015/9/8/chartex" xmlns:cx2="http://schemas.microsoft.com/office/drawing/2015/10/21/chartex" xmlns:cx3="http://schemas.microsoft.com/office/drawing/2016/5/9/chartex" xmlns:cx4="http://schemas.microsoft.com/office/drawing/2016/5/10/chartex" xmlns:cx5="http://schemas.microsoft.com/office/drawing/2016/5/11/chartex" xmlns:cx6="http://schemas.microsoft.com/office/drawing/2016/5/12/chartex" xmlns:cx7="http://schemas.microsoft.com/office/drawing/2016/5/13/chartex" xmlns:cx8="http://schemas.microsoft.com/office/drawing/2016/5/14/chartex" xmlns:mc="http://schemas.openxmlformats.org/markup-compatibility/2006" xmlns:aink="http://schemas.microsoft.com/office/drawing/2016/ink" xmlns:am3d="http://schemas.microsoft.com/office/drawing/2017/model3d" xmlns:o="urn:schemas-microsoft-com:office:office" xmlns:r="http://schemas.openxmlformats.org/officeDocument/2006/relationships" xmlns:m="http://schemas.openxmlformats.org/officeDocument/2006/math" xmlns:v="urn:schemas-microsoft-com:vml" xmlns:wp14="http://schemas.microsoft.com/office/word/2010/wordprocessingDrawing" xmlns:wp="http://schemas.openxmlformats.org/drawingml/2006/wordprocessingDrawing" xmlns:w10="urn:schemas-microsoft-com:office:word" xmlns:w="http://schemas.openxmlformats.org/wordprocessingml/2006/main" xmlns:w14="http://schemas.microsoft.com/office/word/2010/wordml" xmlns:w15="http://schemas.microsoft.com/office/word/2012/wordml" xmlns:w16cex="http://schemas.microsoft.com/office/word/2018/wordml/cex" xmlns:w16cid="http://schemas.microsoft.com/office/word/2016/wordml/cid" xmlns:w16="http://schemas.microsoft.com/office/word/2018/wordml" xmlns:w16sdtdh="http://schemas.microsoft.com/office/word/2020/wordml/sdtdatahash" xmlns:w16se="http://schemas.microsoft.com/office/word/2015/wordml/symex" xmlns:wpg="http://schemas.microsoft.com/office/word/2010/wordprocessingGroup" xmlns:wpi="http://schemas.microsoft.com/office/word/2010/wordprocessingInk" xmlns:wne="http://schemas.microsoft.com/office/word/2006/wordml" xmlns:wps="http://schemas.microsoft.com/office/word/2010/wordprocessingShape" mc:Ignorable="w14 w15 w16se w16cid w16 w16cex w16sdtdh wp14">
   <w:footnote w:type="separator" w:id="-1">
     <w:p>
       <w:r>
@@ -4713,7 +4017,7 @@
 </file>
 
 <file path=word/numbering.xml><?xml version="1.0" encoding="utf-8"?>
-<w:numbering xmlns:wpc="http://schemas.microsoft.com/office/word/2010/wordprocessingCanvas" xmlns:cx="http://schemas.microsoft.com/office/drawing/2014/chartex" xmlns:cx1="http://schemas.microsoft.com/office/drawing/2015/9/8/chartex" xmlns:cx2="http://schemas.microsoft.com/office/drawing/2015/10/21/chartex" xmlns:cx3="http://schemas.microsoft.com/office/drawing/2016/5/9/chartex" xmlns:cx4="http://schemas.microsoft.com/office/drawing/2016/5/10/chartex" xmlns:cx5="http://schemas.microsoft.com/office/drawing/2016/5/11/chartex" xmlns:cx6="http://schemas.microsoft.com/office/drawing/2016/5/12/chartex" xmlns:cx7="http://schemas.microsoft.com/office/drawing/2016/5/13/chartex" xmlns:cx8="http://schemas.microsoft.com/office/drawing/2016/5/14/chartex" xmlns:mc="http://schemas.openxmlformats.org/markup-compatibility/2006" xmlns:aink="http://schemas.microsoft.com/office/drawing/2016/ink" xmlns:am3d="http://schemas.microsoft.com/office/drawing/2017/model3d" xmlns:o="urn:schemas-microsoft-com:office:office" xmlns:oel="http://schemas.microsoft.com/office/2019/extlst" xmlns:r="http://schemas.openxmlformats.org/officeDocument/2006/relationships" xmlns:m="http://schemas.openxmlformats.org/officeDocument/2006/math" xmlns:v="urn:schemas-microsoft-com:vml" xmlns:wp14="http://schemas.microsoft.com/office/word/2010/wordprocessingDrawing" xmlns:wp="http://schemas.openxmlformats.org/drawingml/2006/wordprocessingDrawing" xmlns:w10="urn:schemas-microsoft-com:office:word" xmlns:w="http://schemas.openxmlformats.org/wordprocessingml/2006/main" xmlns:w14="http://schemas.microsoft.com/office/word/2010/wordml" xmlns:w15="http://schemas.microsoft.com/office/word/2012/wordml" xmlns:w16cex="http://schemas.microsoft.com/office/word/2018/wordml/cex" xmlns:w16cid="http://schemas.microsoft.com/office/word/2016/wordml/cid" xmlns:w16="http://schemas.microsoft.com/office/word/2018/wordml" xmlns:w16sdtdh="http://schemas.microsoft.com/office/word/2020/wordml/sdtdatahash" xmlns:w16se="http://schemas.microsoft.com/office/word/2015/wordml/symex" xmlns:wpg="http://schemas.microsoft.com/office/word/2010/wordprocessingGroup" xmlns:wpi="http://schemas.microsoft.com/office/word/2010/wordprocessingInk" xmlns:wne="http://schemas.microsoft.com/office/word/2006/wordml" xmlns:wps="http://schemas.microsoft.com/office/word/2010/wordprocessingShape" mc:Ignorable="w14 w15 w16se w16cid w16 w16cex w16sdtdh wp14">
+<w:numbering xmlns:wpc="http://schemas.microsoft.com/office/word/2010/wordprocessingCanvas" xmlns:cx="http://schemas.microsoft.com/office/drawing/2014/chartex" xmlns:cx1="http://schemas.microsoft.com/office/drawing/2015/9/8/chartex" xmlns:cx2="http://schemas.microsoft.com/office/drawing/2015/10/21/chartex" xmlns:cx3="http://schemas.microsoft.com/office/drawing/2016/5/9/chartex" xmlns:cx4="http://schemas.microsoft.com/office/drawing/2016/5/10/chartex" xmlns:cx5="http://schemas.microsoft.com/office/drawing/2016/5/11/chartex" xmlns:cx6="http://schemas.microsoft.com/office/drawing/2016/5/12/chartex" xmlns:cx7="http://schemas.microsoft.com/office/drawing/2016/5/13/chartex" xmlns:cx8="http://schemas.microsoft.com/office/drawing/2016/5/14/chartex" xmlns:mc="http://schemas.openxmlformats.org/markup-compatibility/2006" xmlns:aink="http://schemas.microsoft.com/office/drawing/2016/ink" xmlns:am3d="http://schemas.microsoft.com/office/drawing/2017/model3d" xmlns:o="urn:schemas-microsoft-com:office:office" xmlns:r="http://schemas.openxmlformats.org/officeDocument/2006/relationships" xmlns:m="http://schemas.openxmlformats.org/officeDocument/2006/math" xmlns:v="urn:schemas-microsoft-com:vml" xmlns:wp14="http://schemas.microsoft.com/office/word/2010/wordprocessingDrawing" xmlns:wp="http://schemas.openxmlformats.org/drawingml/2006/wordprocessingDrawing" xmlns:w10="urn:schemas-microsoft-com:office:word" xmlns:w="http://schemas.openxmlformats.org/wordprocessingml/2006/main" xmlns:w14="http://schemas.microsoft.com/office/word/2010/wordml" xmlns:w15="http://schemas.microsoft.com/office/word/2012/wordml" xmlns:w16cex="http://schemas.microsoft.com/office/word/2018/wordml/cex" xmlns:w16cid="http://schemas.microsoft.com/office/word/2016/wordml/cid" xmlns:w16="http://schemas.microsoft.com/office/word/2018/wordml" xmlns:w16sdtdh="http://schemas.microsoft.com/office/word/2020/wordml/sdtdatahash" xmlns:w16se="http://schemas.microsoft.com/office/word/2015/wordml/symex" xmlns:wpg="http://schemas.microsoft.com/office/word/2010/wordprocessingGroup" xmlns:wpi="http://schemas.microsoft.com/office/word/2010/wordprocessingInk" xmlns:wne="http://schemas.microsoft.com/office/word/2006/wordml" xmlns:wps="http://schemas.microsoft.com/office/word/2010/wordprocessingShape" mc:Ignorable="w14 w15 w16se w16cid w16 w16cex w16sdtdh wp14">
   <w:abstractNum w:abstractNumId="0" w15:restartNumberingAfterBreak="0">
     <w:nsid w:val="FFFFFF83"/>
     <w:multiLevelType w:val="singleLevel"/>
@@ -6210,64 +5514,64 @@
       </w:rPr>
     </w:lvl>
   </w:abstractNum>
-  <w:num w:numId="1" w16cid:durableId="409889647">
+  <w:num w:numId="1">
     <w:abstractNumId w:val="15"/>
   </w:num>
-  <w:num w:numId="2" w16cid:durableId="542864781">
+  <w:num w:numId="2">
     <w:abstractNumId w:val="9"/>
   </w:num>
-  <w:num w:numId="3" w16cid:durableId="184367769">
+  <w:num w:numId="3">
     <w:abstractNumId w:val="13"/>
   </w:num>
-  <w:num w:numId="4" w16cid:durableId="1293942857">
+  <w:num w:numId="4">
     <w:abstractNumId w:val="11"/>
   </w:num>
-  <w:num w:numId="5" w16cid:durableId="1139030221">
+  <w:num w:numId="5">
     <w:abstractNumId w:val="11"/>
     <w:lvlOverride w:ilvl="0">
       <w:startOverride w:val="1"/>
     </w:lvlOverride>
   </w:num>
-  <w:num w:numId="6" w16cid:durableId="811143370">
+  <w:num w:numId="6">
     <w:abstractNumId w:val="3"/>
   </w:num>
-  <w:num w:numId="7" w16cid:durableId="1314480067">
+  <w:num w:numId="7">
     <w:abstractNumId w:val="5"/>
   </w:num>
-  <w:num w:numId="8" w16cid:durableId="1452237383">
+  <w:num w:numId="8">
     <w:abstractNumId w:val="14"/>
   </w:num>
-  <w:num w:numId="9" w16cid:durableId="614408502">
+  <w:num w:numId="9">
     <w:abstractNumId w:val="10"/>
   </w:num>
-  <w:num w:numId="10" w16cid:durableId="552421686">
+  <w:num w:numId="10">
     <w:abstractNumId w:val="4"/>
   </w:num>
-  <w:num w:numId="11" w16cid:durableId="1675379312">
+  <w:num w:numId="11">
     <w:abstractNumId w:val="6"/>
   </w:num>
-  <w:num w:numId="12" w16cid:durableId="1481115200">
+  <w:num w:numId="12">
     <w:abstractNumId w:val="12"/>
   </w:num>
-  <w:num w:numId="13" w16cid:durableId="774517708">
+  <w:num w:numId="13">
     <w:abstractNumId w:val="3"/>
     <w:lvlOverride w:ilvl="0">
       <w:startOverride w:val="1"/>
     </w:lvlOverride>
   </w:num>
-  <w:num w:numId="14" w16cid:durableId="1104887157">
+  <w:num w:numId="14">
     <w:abstractNumId w:val="7"/>
   </w:num>
-  <w:num w:numId="15" w16cid:durableId="1457793082">
+  <w:num w:numId="15">
     <w:abstractNumId w:val="8"/>
   </w:num>
-  <w:num w:numId="16" w16cid:durableId="686827502">
+  <w:num w:numId="16">
     <w:abstractNumId w:val="15"/>
     <w:lvlOverride w:ilvl="0">
       <w:startOverride w:val="1"/>
     </w:lvlOverride>
   </w:num>
-  <w:num w:numId="17" w16cid:durableId="1511483857">
+  <w:num w:numId="17">
     <w:abstractNumId w:val="9"/>
     <w:lvlOverride w:ilvl="0">
       <w:startOverride w:val="1"/>
@@ -6297,13 +5601,13 @@
       <w:startOverride w:val="1"/>
     </w:lvlOverride>
   </w:num>
-  <w:num w:numId="18" w16cid:durableId="2072465235">
+  <w:num w:numId="18">
     <w:abstractNumId w:val="2"/>
   </w:num>
-  <w:num w:numId="19" w16cid:durableId="2051373854">
+  <w:num w:numId="19">
     <w:abstractNumId w:val="0"/>
   </w:num>
-  <w:num w:numId="20" w16cid:durableId="978727012">
+  <w:num w:numId="20">
     <w:abstractNumId w:val="1"/>
   </w:num>
   <w:numIdMacAtCleanup w:val="4"/>
@@ -6415,7 +5719,7 @@
     <w:lsdException w:name="Block Text" w:semiHidden="1" w:uiPriority="0" w:unhideWhenUsed="1"/>
     <w:lsdException w:name="Hyperlink" w:semiHidden="1" w:unhideWhenUsed="1"/>
     <w:lsdException w:name="FollowedHyperlink" w:semiHidden="1" w:unhideWhenUsed="1"/>
-    <w:lsdException w:name="Strong" w:uiPriority="22"/>
+    <w:lsdException w:name="Strong" w:uiPriority="22" w:qFormat="1"/>
     <w:lsdException w:name="Emphasis" w:uiPriority="0"/>
     <w:lsdException w:name="Document Map" w:semiHidden="1" w:unhideWhenUsed="1"/>
     <w:lsdException w:name="Plain Text" w:semiHidden="1" w:uiPriority="0" w:unhideWhenUsed="1"/>
@@ -8173,6 +7477,30 @@
       <w:lang w:val="en-US"/>
     </w:rPr>
   </w:style>
+  <w:style w:type="character" w:styleId="afff7">
+    <w:name w:val="Strong"/>
+    <w:basedOn w:val="a6"/>
+    <w:uiPriority w:val="22"/>
+    <w:qFormat/>
+    <w:rsid w:val="00720456"/>
+    <w:rPr>
+      <w:b/>
+      <w:bCs/>
+    </w:rPr>
+  </w:style>
+  <w:style w:type="character" w:styleId="HTML1">
+    <w:name w:val="HTML Code"/>
+    <w:basedOn w:val="a6"/>
+    <w:uiPriority w:val="99"/>
+    <w:semiHidden/>
+    <w:unhideWhenUsed/>
+    <w:rsid w:val="00720456"/>
+    <w:rPr>
+      <w:rFonts w:ascii="Courier New" w:eastAsia="Times New Roman" w:hAnsi="Courier New" w:cs="Courier New"/>
+      <w:sz w:val="20"/>
+      <w:szCs w:val="20"/>
+    </w:rPr>
+  </w:style>
 </w:styles>
 </file>
 
